--- a/cover letter.docx
+++ b/cover letter.docx
@@ -5,6 +5,7 @@
     <w:p>
       <w:pPr>
         <w:pStyle w:val="a3"/>
+        <w:jc w:val="both"/>
       </w:pPr>
       <w:r>
         <w:t>Dear Editor,</w:t>
@@ -13,6 +14,7 @@
     <w:p>
       <w:pPr>
         <w:pStyle w:val="a3"/>
+        <w:jc w:val="both"/>
       </w:pPr>
       <w:r>
         <w:t xml:space="preserve">On behalf of all authors, I am pleased to submit our manuscript entitled </w:t>
@@ -24,13 +26,7 @@
         <w:t>“Transport-Coupled Bayesian Flows for Molecular Graph Generation”</w:t>
       </w:r>
       <w:r>
-        <w:t xml:space="preserve"> for consideration as a</w:t>
-      </w:r>
-      <w:r>
-        <w:t>n</w:t>
-      </w:r>
-      <w:r>
-        <w:t xml:space="preserve"> </w:t>
+        <w:t xml:space="preserve"> for consideration as an </w:t>
       </w:r>
       <w:r>
         <w:t>Original Paper</w:t>
@@ -51,6 +47,7 @@
     <w:p>
       <w:pPr>
         <w:pStyle w:val="a3"/>
+        <w:jc w:val="both"/>
       </w:pPr>
       <w:r>
         <w:t>This work addresses molecular graph generation, a central problem in AI-driven molecular design and computational drug discovery. While many existing diffusion-based approaches operate by regressing continuous embeddings and then applying hard discretization during sampling, this creates a mismatch between training and generation for inherently discrete molecular graphs. Such a mismatch can limit structural fidelity, diversity, and sampling efficiency.</w:t>
@@ -59,6 +56,7 @@
     <w:p>
       <w:pPr>
         <w:pStyle w:val="a3"/>
+        <w:jc w:val="both"/>
       </w:pPr>
       <w:r>
         <w:t xml:space="preserve">In this study, we propose </w:t>
@@ -86,6 +84,7 @@
     <w:p>
       <w:pPr>
         <w:pStyle w:val="a3"/>
+        <w:jc w:val="both"/>
       </w:pPr>
       <w:r>
         <w:t xml:space="preserve">Experimentally, </w:t>
@@ -102,6 +101,7 @@
     <w:p>
       <w:pPr>
         <w:pStyle w:val="a3"/>
+        <w:jc w:val="both"/>
       </w:pPr>
       <w:r>
         <w:t xml:space="preserve">We believe that this work is well aligned with the aims of </w:t>
@@ -119,13 +119,10 @@
     <w:p>
       <w:pPr>
         <w:pStyle w:val="a3"/>
+        <w:jc w:val="both"/>
       </w:pPr>
       <w:r>
-        <w:t xml:space="preserve">We confirm that this manuscript is original, has not been published previously, and is not under consideration for publication elsewhere. </w:t>
-      </w:r>
-      <w:r>
-        <w:lastRenderedPageBreak/>
-        <w:t xml:space="preserve">All authors have approved the manuscript and agree to its submission to </w:t>
+        <w:t xml:space="preserve">We confirm that this manuscript is original, has not been published previously, and is not under consideration for publication elsewhere. All authors have approved the manuscript and agree to its submission to </w:t>
       </w:r>
       <w:r>
         <w:rPr>
@@ -140,8 +137,10 @@
     <w:p>
       <w:pPr>
         <w:pStyle w:val="a3"/>
+        <w:jc w:val="both"/>
       </w:pPr>
       <w:r>
+        <w:lastRenderedPageBreak/>
         <w:t xml:space="preserve">Thank you for your time and consideration. We would be grateful for the opportunity to have this work considered for publication in </w:t>
       </w:r>
       <w:r>
@@ -157,6 +156,7 @@
     <w:p>
       <w:pPr>
         <w:pStyle w:val="a3"/>
+        <w:jc w:val="both"/>
       </w:pPr>
       <w:r>
         <w:t>Best regards,</w:t>
